--- a/manuscript/publication_package/output/trackleed_supplementary_information.docx
+++ b/manuscript/publication_package/output/trackleed_supplementary_information.docx
@@ -21407,11 +21407,6 @@
           <w:pgMar w:top="1440" w:right="1440" w:bottom="1440" w:left="1440" w:header="708" w:footer="708" w:gutter="0"/>
         </w:sectPr>
       </w:pPr>
-    </w:p>
-    <w:p>
-      <w:r>
-        <w:br w:type="page"/>
-      </w:r>
     </w:p>
     <w:bookmarkEnd w:id="20"/>
     <w:bookmarkStart w:id="39" w:name="additional-supplementary-figures"/>
